--- a/Known Bugs.docx
+++ b/Known Bugs.docx
@@ -146,15 +146,7 @@
           </w:tcPr>
           <w:p>
             <w:r>
-              <w:t>Title should be exactly "</w:t>
-            </w:r>
-            <w:proofErr w:type="spellStart"/>
-            <w:r>
-              <w:t>Test.allTheThings</w:t>
-            </w:r>
-            <w:proofErr w:type="spellEnd"/>
-            <w:r>
-              <w:t>() T-Shirt (Red)".</w:t>
+              <w:t>Title should be exactly "Test.allTheThings() T-Shirt (Red)".</w:t>
             </w:r>
           </w:p>
         </w:tc>
@@ -203,15 +195,7 @@
           </w:tcPr>
           <w:p>
             <w:r>
-              <w:t xml:space="preserve">Login as </w:t>
-            </w:r>
-            <w:proofErr w:type="spellStart"/>
-            <w:r>
-              <w:t>problem_user</w:t>
-            </w:r>
-            <w:proofErr w:type="spellEnd"/>
-            <w:r>
-              <w:t xml:space="preserve"> and view the inventory page.</w:t>
+              <w:t>Login as problem_user and view the inventory page.</w:t>
             </w:r>
           </w:p>
         </w:tc>
@@ -272,15 +256,7 @@
           </w:tcPr>
           <w:p>
             <w:r>
-              <w:t xml:space="preserve">Login as </w:t>
-            </w:r>
-            <w:proofErr w:type="spellStart"/>
-            <w:r>
-              <w:t>error_user</w:t>
-            </w:r>
-            <w:proofErr w:type="spellEnd"/>
-            <w:r>
-              <w:t>, add a product to the cart, and attempt to click "Remove" on the same page.</w:t>
+              <w:t>Login as error_user, add a product to the cart, and attempt to click "Remove" on the same page.</w:t>
             </w:r>
           </w:p>
         </w:tc>
@@ -341,23 +317,7 @@
           </w:tcPr>
           <w:p>
             <w:r>
-              <w:t xml:space="preserve">Login as </w:t>
-            </w:r>
-            <w:proofErr w:type="spellStart"/>
-            <w:r>
-              <w:t>problem_user</w:t>
-            </w:r>
-            <w:proofErr w:type="spellEnd"/>
-            <w:r>
-              <w:t xml:space="preserve"> or </w:t>
-            </w:r>
-            <w:proofErr w:type="spellStart"/>
-            <w:r>
-              <w:t>error_user</w:t>
-            </w:r>
-            <w:proofErr w:type="spellEnd"/>
-            <w:r>
-              <w:t xml:space="preserve"> and attempt to add all 6 items to the cart.</w:t>
+              <w:t>Login as problem_user or error_user and attempt to add all 6 items to the cart.</w:t>
             </w:r>
           </w:p>
         </w:tc>
@@ -418,15 +378,7 @@
           </w:tcPr>
           <w:p>
             <w:r>
-              <w:t xml:space="preserve">Login as </w:t>
-            </w:r>
-            <w:proofErr w:type="spellStart"/>
-            <w:r>
-              <w:t>error_user</w:t>
-            </w:r>
-            <w:proofErr w:type="spellEnd"/>
-            <w:r>
-              <w:t>, proceed to Checkout: Step One, and attempt to fill "Last Name".</w:t>
+              <w:t>Login as error_user, proceed to Checkout: Step One, and attempt to fill "Last Name".</w:t>
             </w:r>
           </w:p>
         </w:tc>
@@ -487,15 +439,7 @@
           </w:tcPr>
           <w:p>
             <w:r>
-              <w:t xml:space="preserve">Login as </w:t>
-            </w:r>
-            <w:proofErr w:type="spellStart"/>
-            <w:r>
-              <w:t>error_user</w:t>
-            </w:r>
-            <w:proofErr w:type="spellEnd"/>
-            <w:r>
-              <w:t>, fill all details, and click "Finish".</w:t>
+              <w:t>Login as error_user, fill all details, and click "Finish".</w:t>
             </w:r>
           </w:p>
         </w:tc>
@@ -556,15 +500,7 @@
           </w:tcPr>
           <w:p>
             <w:r>
-              <w:t xml:space="preserve">Login as </w:t>
-            </w:r>
-            <w:proofErr w:type="spellStart"/>
-            <w:r>
-              <w:t>error_user</w:t>
-            </w:r>
-            <w:proofErr w:type="spellEnd"/>
-            <w:r>
-              <w:t xml:space="preserve"> and change sorting from A-Z to Z-A.</w:t>
+              <w:t>Login as error_user and change sorting from A-Z to Z-A.</w:t>
             </w:r>
           </w:p>
         </w:tc>
@@ -625,15 +561,7 @@
           </w:tcPr>
           <w:p>
             <w:r>
-              <w:t xml:space="preserve">Login as </w:t>
-            </w:r>
-            <w:proofErr w:type="spellStart"/>
-            <w:r>
-              <w:t>error_user</w:t>
-            </w:r>
-            <w:proofErr w:type="spellEnd"/>
-            <w:r>
-              <w:t xml:space="preserve"> and click on any product to see details.</w:t>
+              <w:t>Login as error_user and click on any product to see details.</w:t>
             </w:r>
           </w:p>
         </w:tc>
@@ -669,10 +597,10 @@
         <w:tblLook w:val="04A0" w:firstRow="1" w:lastRow="0" w:firstColumn="1" w:lastColumn="0" w:noHBand="0" w:noVBand="1"/>
       </w:tblPr>
       <w:tblGrid>
-        <w:gridCol w:w="503"/>
-        <w:gridCol w:w="2094"/>
-        <w:gridCol w:w="3733"/>
-        <w:gridCol w:w="3030"/>
+        <w:gridCol w:w="484"/>
+        <w:gridCol w:w="1891"/>
+        <w:gridCol w:w="3446"/>
+        <w:gridCol w:w="3539"/>
       </w:tblGrid>
       <w:tr>
         <w:trPr>
@@ -813,15 +741,7 @@
           </w:tcPr>
           <w:p>
             <w:r>
-              <w:t xml:space="preserve">Login as </w:t>
-            </w:r>
-            <w:proofErr w:type="spellStart"/>
-            <w:r>
-              <w:t>problem_user</w:t>
-            </w:r>
-            <w:proofErr w:type="spellEnd"/>
-            <w:r>
-              <w:t xml:space="preserve"> and change sorting (e.g., Price Low to High).</w:t>
+              <w:t>Login as problem_user and change sorting (e.g., Price Low to High).</w:t>
             </w:r>
           </w:p>
         </w:tc>
@@ -882,15 +802,7 @@
           </w:tcPr>
           <w:p>
             <w:r>
-              <w:t xml:space="preserve">Login as </w:t>
-            </w:r>
-            <w:proofErr w:type="spellStart"/>
-            <w:r>
-              <w:t>problem_user</w:t>
-            </w:r>
-            <w:proofErr w:type="spellEnd"/>
-            <w:r>
-              <w:t xml:space="preserve"> and open the Fleece Jacket product page.</w:t>
+              <w:t>Login as problem_user and open the Fleece Jacket product page.</w:t>
             </w:r>
           </w:p>
         </w:tc>
@@ -951,13 +863,8 @@
           </w:tcPr>
           <w:p>
             <w:r>
-              <w:t xml:space="preserve">Login as </w:t>
-            </w:r>
-            <w:proofErr w:type="spellStart"/>
-            <w:r>
-              <w:t>problem_user</w:t>
-            </w:r>
-            <w:proofErr w:type="spellEnd"/>
+              <w:t>Login as problem_user</w:t>
+            </w:r>
             <w:r>
               <w:br/>
             </w:r>
@@ -1023,18 +930,7 @@
           </w:tcPr>
           <w:p>
             <w:r>
-              <w:t xml:space="preserve">Login as </w:t>
-            </w:r>
-            <w:proofErr w:type="spellStart"/>
-            <w:r>
-              <w:t>problem_user</w:t>
-            </w:r>
-            <w:proofErr w:type="spellEnd"/>
-            <w:r>
-              <w:br/>
-            </w:r>
-            <w:r>
-              <w:t>Fill "First Name," then Tab/Click into "Last Name."</w:t>
+              <w:t>Login as problem_userFill "First Name," then Tab/Click into "Last Name."</w:t>
             </w:r>
           </w:p>
         </w:tc>
@@ -1095,15 +991,7 @@
           </w:tcPr>
           <w:p>
             <w:r>
-              <w:t xml:space="preserve">Login as </w:t>
-            </w:r>
-            <w:proofErr w:type="spellStart"/>
-            <w:r>
-              <w:t>performance_glitch_user</w:t>
-            </w:r>
-            <w:proofErr w:type="spellEnd"/>
-            <w:r>
-              <w:t>.</w:t>
+              <w:t>Login as performance_glitch_user.</w:t>
             </w:r>
           </w:p>
         </w:tc>
@@ -1164,15 +1052,7 @@
           </w:tcPr>
           <w:p>
             <w:r>
-              <w:t xml:space="preserve">Login as </w:t>
-            </w:r>
-            <w:proofErr w:type="spellStart"/>
-            <w:r>
-              <w:t>visual_user</w:t>
-            </w:r>
-            <w:proofErr w:type="spellEnd"/>
-            <w:r>
-              <w:t xml:space="preserve"> and inspect the header.</w:t>
+              <w:t>Login as visual_user and inspect the header.</w:t>
             </w:r>
           </w:p>
         </w:tc>
@@ -1233,15 +1113,7 @@
           </w:tcPr>
           <w:p>
             <w:r>
-              <w:t xml:space="preserve">Login as </w:t>
-            </w:r>
-            <w:proofErr w:type="spellStart"/>
-            <w:r>
-              <w:t>visual_user</w:t>
-            </w:r>
-            <w:proofErr w:type="spellEnd"/>
-            <w:r>
-              <w:t xml:space="preserve"> and proceed to the Cart page.</w:t>
+              <w:t>Login as visual_user and proceed to the Cart page.</w:t>
             </w:r>
           </w:p>
         </w:tc>
@@ -1302,13 +1174,8 @@
           </w:tcPr>
           <w:p>
             <w:r>
-              <w:t xml:space="preserve">Login as </w:t>
-            </w:r>
-            <w:proofErr w:type="spellStart"/>
-            <w:r>
-              <w:t>visual_user</w:t>
-            </w:r>
-            <w:proofErr w:type="spellEnd"/>
+              <w:t>Login as visual_user</w:t>
+            </w:r>
             <w:r>
               <w:br/>
             </w:r>
@@ -1374,15 +1241,7 @@
           </w:tcPr>
           <w:p>
             <w:r>
-              <w:t xml:space="preserve">Login as </w:t>
-            </w:r>
-            <w:proofErr w:type="spellStart"/>
-            <w:r>
-              <w:t>visual_user</w:t>
-            </w:r>
-            <w:proofErr w:type="spellEnd"/>
-            <w:r>
-              <w:t xml:space="preserve"> and apply "Price (High to Low)".</w:t>
+              <w:t>Login as visual_user and apply "Price (High to Low)".</w:t>
             </w:r>
           </w:p>
         </w:tc>
@@ -1395,6 +1254,97 @@
           <w:p>
             <w:r>
               <w:t>Products should be visually sorted correctly according to their price values.</w:t>
+            </w:r>
+          </w:p>
+        </w:tc>
+      </w:tr>
+      <w:tr>
+        <w:trPr>
+          <w:tblCellSpacing w:w="15" w:type="dxa"/>
+        </w:trPr>
+        <w:tc>
+          <w:tcPr>
+            <w:tcW w:w="0" w:type="auto"/>
+            <w:vAlign w:val="center"/>
+            <w:hideMark/>
+          </w:tcPr>
+          <w:p>
+            <w:pPr>
+              <w:rPr>
+                <w:b/>
+                <w:bCs/>
+              </w:rPr>
+            </w:pPr>
+            <w:r>
+              <w:rPr>
+                <w:b/>
+                <w:bCs/>
+              </w:rPr>
+              <w:lastRenderedPageBreak/>
+              <w:t>TC-1</w:t>
+            </w:r>
+            <w:r>
+              <w:rPr>
+                <w:b/>
+                <w:bCs/>
+              </w:rPr>
+              <w:t>9</w:t>
+            </w:r>
+          </w:p>
+        </w:tc>
+        <w:tc>
+          <w:tcPr>
+            <w:tcW w:w="0" w:type="auto"/>
+            <w:vAlign w:val="center"/>
+            <w:hideMark/>
+          </w:tcPr>
+          <w:p>
+            <w:pPr>
+              <w:rPr>
+                <w:b/>
+                <w:bCs/>
+              </w:rPr>
+            </w:pPr>
+            <w:r>
+              <w:rPr>
+                <w:b/>
+                <w:bCs/>
+              </w:rPr>
+              <w:t>Checkout with Empty Cart</w:t>
+            </w:r>
+          </w:p>
+        </w:tc>
+        <w:tc>
+          <w:tcPr>
+            <w:tcW w:w="0" w:type="auto"/>
+            <w:vAlign w:val="center"/>
+            <w:hideMark/>
+          </w:tcPr>
+          <w:p>
+            <w:r>
+              <w:t>Ensure the cart is empty.</w:t>
+            </w:r>
+          </w:p>
+        </w:tc>
+        <w:tc>
+          <w:tcPr>
+            <w:tcW w:w="0" w:type="auto"/>
+            <w:vAlign w:val="center"/>
+            <w:hideMark/>
+          </w:tcPr>
+          <w:p>
+            <w:r>
+              <w:t xml:space="preserve">The system should </w:t>
+            </w:r>
+            <w:r>
+              <w:rPr>
+                <w:b/>
+                <w:bCs/>
+              </w:rPr>
+              <w:t>prevent</w:t>
+            </w:r>
+            <w:r>
+              <w:t xml:space="preserve"> proceeding to checkout if the cart is empty. An error message should appear, or the "Checkout" button should be disable</w:t>
             </w:r>
           </w:p>
         </w:tc>
